--- a/Week 1 dbsedbd.docx
+++ b/Week 1 dbsedbd.docx
@@ -18,8 +18,9 @@
           <w:sz w:val="40"/>
           <w:szCs w:val="40"/>
         </w:rPr>
-        <w:t>Week 1</w:t>
-      </w:r>
+        <w:t xml:space="preserve">Week </w:t>
+      </w:r>
+      <w:proofErr w:type="gramStart"/>
       <w:r>
         <w:rPr>
           <w:b/>
@@ -27,22 +28,85 @@
           <w:sz w:val="40"/>
           <w:szCs w:val="40"/>
         </w:rPr>
-        <w:t xml:space="preserve"> : DBSE&amp;DBD</w:t>
+        <w:t>1</w:t>
+      </w:r>
+      <w:r>
+        <w:rPr>
+          <w:b/>
+          <w:bCs/>
+          <w:sz w:val="40"/>
+          <w:szCs w:val="40"/>
+        </w:rPr>
+        <w:t xml:space="preserve"> :</w:t>
+      </w:r>
+      <w:proofErr w:type="gramEnd"/>
+      <w:r>
+        <w:rPr>
+          <w:b/>
+          <w:bCs/>
+          <w:sz w:val="40"/>
+          <w:szCs w:val="40"/>
+        </w:rPr>
+        <w:t xml:space="preserve"> DBSE&amp;DBD</w:t>
       </w:r>
     </w:p>
     <w:p>
-      <w:r>
-        <w:t xml:space="preserve">          </w:t>
-      </w:r>
-      <w:r>
-        <w:t>Create Table</w:t>
-      </w:r>
-      <w:r>
-        <w:t xml:space="preserve">                                                                                                                            </w:t>
+      <w:pPr>
+        <w:rPr>
+          <w:sz w:val="22"/>
+          <w:szCs w:val="22"/>
+        </w:rPr>
+      </w:pPr>
+      <w:r>
+        <w:rPr>
+          <w:sz w:val="22"/>
+          <w:szCs w:val="22"/>
+        </w:rPr>
+        <w:t xml:space="preserve">NAME: </w:t>
+      </w:r>
+      <w:proofErr w:type="spellStart"/>
+      <w:proofErr w:type="gramStart"/>
+      <w:r>
+        <w:rPr>
+          <w:sz w:val="22"/>
+          <w:szCs w:val="22"/>
+        </w:rPr>
+        <w:t>B.Hema</w:t>
+      </w:r>
+      <w:proofErr w:type="spellEnd"/>
+      <w:proofErr w:type="gramEnd"/>
+      <w:r>
+        <w:rPr>
+          <w:sz w:val="22"/>
+          <w:szCs w:val="22"/>
+        </w:rPr>
+        <w:t xml:space="preserve"> Sri</w:t>
+      </w:r>
+      <w:r>
+        <w:rPr>
+          <w:sz w:val="22"/>
+          <w:szCs w:val="22"/>
+        </w:rPr>
+        <w:br/>
+        <w:t>ROLL NUMBER: 2520030159</w:t>
       </w:r>
     </w:p>
     <w:p>
       <w:r>
+        <w:t xml:space="preserve">          </w:t>
+      </w:r>
+      <w:r>
+        <w:t>Create Table</w:t>
+      </w:r>
+      <w:r>
+        <w:t xml:space="preserve">                                                                                                                            </w:t>
+      </w:r>
+    </w:p>
+    <w:p>
+      <w:r>
+        <w:rPr>
+          <w:noProof/>
+        </w:rPr>
         <w:drawing>
           <wp:inline distT="0" distB="0" distL="0" distR="0" wp14:anchorId="72B2D6D1" wp14:editId="4B6BC796">
             <wp:extent cx="3975100" cy="3291774"/>
@@ -82,12 +146,16 @@
     </w:p>
     <w:p>
       <w:r>
+        <w:lastRenderedPageBreak/>
         <w:t>Add Column</w:t>
       </w:r>
       <w:r>
         <w:br/>
       </w:r>
       <w:r>
+        <w:rPr>
+          <w:noProof/>
+        </w:rPr>
         <w:drawing>
           <wp:inline distT="0" distB="0" distL="0" distR="0" wp14:anchorId="05A6FC89" wp14:editId="1D5DF114">
             <wp:extent cx="5235296" cy="3454400"/>
@@ -127,13 +195,15 @@
     </w:p>
     <w:p>
       <w:r>
-        <w:lastRenderedPageBreak/>
         <w:t>Modify Column</w:t>
       </w:r>
       <w:r>
         <w:br/>
       </w:r>
       <w:r>
+        <w:rPr>
+          <w:noProof/>
+        </w:rPr>
         <w:drawing>
           <wp:inline distT="0" distB="0" distL="0" distR="0" wp14:anchorId="67D09727" wp14:editId="3DEDBFE9">
             <wp:extent cx="4273550" cy="2612527"/>
@@ -174,6 +244,10 @@
     <w:p/>
     <w:p>
       <w:r>
+        <w:rPr>
+          <w:noProof/>
+        </w:rPr>
+        <w:lastRenderedPageBreak/>
         <w:drawing>
           <wp:inline distT="0" distB="0" distL="0" distR="0" wp14:anchorId="5D6EC646" wp14:editId="05BAC3B4">
             <wp:extent cx="4385605" cy="4413250"/>
@@ -213,7 +287,9 @@
     </w:p>
     <w:p>
       <w:r>
-        <w:lastRenderedPageBreak/>
+        <w:rPr>
+          <w:noProof/>
+        </w:rPr>
         <w:drawing>
           <wp:inline distT="0" distB="0" distL="0" distR="0" wp14:anchorId="3CDB0953" wp14:editId="3B04E271">
             <wp:extent cx="3873500" cy="2370449"/>
@@ -253,6 +329,10 @@
     </w:p>
     <w:p>
       <w:r>
+        <w:rPr>
+          <w:noProof/>
+        </w:rPr>
+        <w:lastRenderedPageBreak/>
         <w:drawing>
           <wp:inline distT="0" distB="0" distL="0" distR="0" wp14:anchorId="2369320B" wp14:editId="488E7C45">
             <wp:extent cx="3352800" cy="2749224"/>
@@ -292,6 +372,9 @@
     </w:p>
     <w:p>
       <w:r>
+        <w:rPr>
+          <w:noProof/>
+        </w:rPr>
         <w:drawing>
           <wp:inline distT="0" distB="0" distL="0" distR="0" wp14:anchorId="4E0BA8E1" wp14:editId="3903E79F">
             <wp:extent cx="3346450" cy="2677160"/>
@@ -331,6 +414,9 @@
     </w:p>
     <w:p>
       <w:r>
+        <w:rPr>
+          <w:noProof/>
+        </w:rPr>
         <w:lastRenderedPageBreak/>
         <w:drawing>
           <wp:inline distT="0" distB="0" distL="0" distR="0" wp14:anchorId="771B2B58" wp14:editId="73030E9B">
@@ -371,6 +457,9 @@
     </w:p>
     <w:p>
       <w:r>
+        <w:rPr>
+          <w:noProof/>
+        </w:rPr>
         <w:drawing>
           <wp:inline distT="0" distB="0" distL="0" distR="0" wp14:anchorId="6EBB7F68" wp14:editId="6B764C7E">
             <wp:extent cx="3467100" cy="2024327"/>
@@ -410,6 +499,9 @@
     </w:p>
     <w:p>
       <w:r>
+        <w:rPr>
+          <w:noProof/>
+        </w:rPr>
         <w:drawing>
           <wp:inline distT="0" distB="0" distL="0" distR="0" wp14:anchorId="0E22E7C3" wp14:editId="0CDE1D57">
             <wp:extent cx="4811284" cy="2946400"/>
@@ -449,6 +541,9 @@
     </w:p>
     <w:p>
       <w:r>
+        <w:rPr>
+          <w:noProof/>
+        </w:rPr>
         <w:lastRenderedPageBreak/>
         <w:drawing>
           <wp:inline distT="0" distB="0" distL="0" distR="0" wp14:anchorId="3EF24A69" wp14:editId="0440D68F">
@@ -489,6 +584,9 @@
     </w:p>
     <w:p>
       <w:r>
+        <w:rPr>
+          <w:noProof/>
+        </w:rPr>
         <w:drawing>
           <wp:inline distT="0" distB="0" distL="0" distR="0" wp14:anchorId="4865807E" wp14:editId="1D878D5E">
             <wp:extent cx="3498850" cy="2846928"/>
@@ -528,6 +626,9 @@
     </w:p>
     <w:p>
       <w:r>
+        <w:rPr>
+          <w:noProof/>
+        </w:rPr>
         <w:drawing>
           <wp:inline distT="0" distB="0" distL="0" distR="0" wp14:anchorId="4F16E821" wp14:editId="48A8B589">
             <wp:extent cx="3111500" cy="2254840"/>
@@ -567,6 +668,9 @@
     </w:p>
     <w:p>
       <w:r>
+        <w:rPr>
+          <w:noProof/>
+        </w:rPr>
         <w:lastRenderedPageBreak/>
         <w:drawing>
           <wp:inline distT="0" distB="0" distL="0" distR="0" wp14:anchorId="379179F5" wp14:editId="4E5C91F5">
@@ -607,6 +711,9 @@
     </w:p>
     <w:p>
       <w:r>
+        <w:rPr>
+          <w:noProof/>
+        </w:rPr>
         <w:drawing>
           <wp:inline distT="0" distB="0" distL="0" distR="0" wp14:anchorId="48977A57" wp14:editId="4F5F7176">
             <wp:extent cx="3213100" cy="3842332"/>
@@ -646,6 +753,9 @@
     </w:p>
     <w:p>
       <w:r>
+        <w:rPr>
+          <w:noProof/>
+        </w:rPr>
         <w:lastRenderedPageBreak/>
         <w:drawing>
           <wp:inline distT="0" distB="0" distL="0" distR="0" wp14:anchorId="733F8C8E" wp14:editId="411C4E30">
@@ -686,6 +796,9 @@
     </w:p>
     <w:p>
       <w:r>
+        <w:rPr>
+          <w:noProof/>
+        </w:rPr>
         <w:drawing>
           <wp:inline distT="0" distB="0" distL="0" distR="0" wp14:anchorId="1A382E4E" wp14:editId="2975604C">
             <wp:extent cx="5943600" cy="4242435"/>
@@ -1337,6 +1450,7 @@
   <w:style w:type="character" w:default="1" w:styleId="DefaultParagraphFont">
     <w:name w:val="Default Paragraph Font"/>
     <w:uiPriority w:val="1"/>
+    <w:semiHidden/>
     <w:unhideWhenUsed/>
   </w:style>
   <w:style w:type="table" w:default="1" w:styleId="TableNormal">
